--- a/data/revised_2026-10_full/tracked/v2/Physics/SS3.4_Electrostatics/Physics_Electrostatics_FinalExplanation_TeacherKey_TRACKED.docx
+++ b/data/revised_2026-10_full/tracked/v2/Physics/SS3.4_Electrostatics/Physics_Electrostatics_FinalExplanation_TeacherKey_TRACKED.docx
@@ -232,7 +232,7 @@
               </w:rPr>
               <w:t xml:space="preserve">Driving Question: Where do electric charges come from? Why does a rubbed balloon attract or repel other objects? Write your own Final Explanation of the mysterious balloon. Use evidence from your lessons: the balloon-and-hair data (20 strokes, hair rising about 5 cm, balloon sticking to the wall for about 3 minutes, paper pieces jumping at about 2 cm), the rods and strips, the triboelectric order, the conduction test, the electroscope readings, and the humidity data from Nairobi and Mombasa. Answer each section in full sentences. Use the words electric charge, electron transfer, electrostatic force, conductor, insulator, induction and earthing correctly. Draw labelled particle-level diagrams where asked. Say which lesson or observation each piece of evidence comes from. Remember that only electrons move in solids.</w:t>
             </w:r>
-            <w:ins w:id="9001" w:author="Claude (AI) - proposed" w:date="2026-10-15T08:04:50Z">
+            <w:ins w:id="9001" w:author="Claude (AI) - proposed" w:date="2026-10-18T00:32:36Z">
               <w:r>
                 <w:rPr>
                   <w:rFonts w:ascii="Arial" w:cs="Arial" w:eastAsia="Arial" w:hAnsi="Arial"/>
@@ -1390,7 +1390,7 @@
               <w:spacing w:after="40" w:before="0"/>
               <w:jc w:val="left"/>
             </w:pPr>
-            <w:ins w:id="9002" w:author="Claude (AI) - proposed" w:date="2026-10-15T08:04:50Z">
+            <w:ins w:id="9002" w:author="Claude (AI) - proposed" w:date="2026-10-18T00:32:36Z">
               <w:r>
                 <w:rPr>
                   <w:rFonts w:ascii="Arial" w:cs="Arial" w:eastAsia="Arial" w:hAnsi="Arial"/>
@@ -1438,7 +1438,7 @@
               <w:spacing w:after="40" w:before="0"/>
               <w:jc w:val="left"/>
             </w:pPr>
-            <w:ins w:id="9003" w:author="Claude (AI) - proposed" w:date="2026-10-15T08:04:50Z">
+            <w:ins w:id="9003" w:author="Claude (AI) - proposed" w:date="2026-10-18T00:32:36Z">
               <w:r>
                 <w:rPr>
                   <w:rFonts w:ascii="Arial" w:cs="Arial" w:eastAsia="Arial" w:hAnsi="Arial"/>
@@ -1486,7 +1486,7 @@
               <w:spacing w:after="40" w:before="0"/>
               <w:jc w:val="left"/>
             </w:pPr>
-            <w:ins w:id="9004" w:author="Claude (AI) - proposed" w:date="2026-10-15T08:04:50Z">
+            <w:ins w:id="9004" w:author="Claude (AI) - proposed" w:date="2026-10-18T00:32:36Z">
               <w:r>
                 <w:rPr>
                   <w:rFonts w:ascii="Arial" w:cs="Arial" w:eastAsia="Arial" w:hAnsi="Arial"/>
@@ -1514,7 +1514,7 @@
               </w:rPr>
               <w:t xml:space="preserve">Says that rubbing creates charge or does not say what moves, or mixes up which object is positive and which is negative.</w:t>
             </w:r>
-            <w:ins w:id="9005" w:author="Claude (AI) - proposed" w:date="2026-10-15T08:04:50Z">
+            <w:ins w:id="9005" w:author="Claude (AI) - proposed" w:date="2026-10-18T00:32:36Z">
               <w:r>
                 <w:rPr>
                   <w:rFonts w:ascii="Arial" w:cs="Arial" w:eastAsia="Arial" w:hAnsi="Arial"/>
@@ -1584,7 +1584,7 @@
               <w:spacing w:after="40" w:before="0"/>
               <w:jc w:val="left"/>
             </w:pPr>
-            <w:ins w:id="9006" w:author="Claude (AI) - proposed" w:date="2026-10-15T08:04:50Z">
+            <w:ins w:id="9006" w:author="Claude (AI) - proposed" w:date="2026-10-18T00:32:36Z">
               <w:r>
                 <w:rPr>
                   <w:rFonts w:ascii="Arial" w:cs="Arial" w:eastAsia="Arial" w:hAnsi="Arial"/>
@@ -1632,7 +1632,7 @@
               <w:spacing w:after="40" w:before="0"/>
               <w:jc w:val="left"/>
             </w:pPr>
-            <w:ins w:id="9007" w:author="Claude (AI) - proposed" w:date="2026-10-15T08:04:50Z">
+            <w:ins w:id="9007" w:author="Claude (AI) - proposed" w:date="2026-10-18T00:32:36Z">
               <w:r>
                 <w:rPr>
                   <w:rFonts w:ascii="Arial" w:cs="Arial" w:eastAsia="Arial" w:hAnsi="Arial"/>
@@ -1680,7 +1680,7 @@
               <w:spacing w:after="40" w:before="0"/>
               <w:jc w:val="left"/>
             </w:pPr>
-            <w:ins w:id="9008" w:author="Claude (AI) - proposed" w:date="2026-10-15T08:04:50Z">
+            <w:ins w:id="9008" w:author="Claude (AI) - proposed" w:date="2026-10-18T00:32:36Z">
               <w:r>
                 <w:rPr>
                   <w:rFonts w:ascii="Arial" w:cs="Arial" w:eastAsia="Arial" w:hAnsi="Arial"/>
@@ -1708,7 +1708,7 @@
               </w:rPr>
               <w:t xml:space="preserve">Only describes attraction and repulsion without giving a cause, or says that neutral objects are repelled or that positive charge moves.</w:t>
             </w:r>
-            <w:ins w:id="9009" w:author="Claude (AI) - proposed" w:date="2026-10-15T08:04:50Z">
+            <w:ins w:id="9009" w:author="Claude (AI) - proposed" w:date="2026-10-18T00:32:36Z">
               <w:r>
                 <w:rPr>
                   <w:rFonts w:ascii="Arial" w:cs="Arial" w:eastAsia="Arial" w:hAnsi="Arial"/>
@@ -1778,7 +1778,7 @@
               <w:spacing w:after="40" w:before="0"/>
               <w:jc w:val="left"/>
             </w:pPr>
-            <w:ins w:id="9010" w:author="Claude (AI) - proposed" w:date="2026-10-15T08:04:50Z">
+            <w:ins w:id="9010" w:author="Claude (AI) - proposed" w:date="2026-10-18T00:32:36Z">
               <w:r>
                 <w:rPr>
                   <w:rFonts w:ascii="Arial" w:cs="Arial" w:eastAsia="Arial" w:hAnsi="Arial"/>
@@ -1826,7 +1826,7 @@
               <w:spacing w:after="40" w:before="0"/>
               <w:jc w:val="left"/>
             </w:pPr>
-            <w:ins w:id="9011" w:author="Claude (AI) - proposed" w:date="2026-10-15T08:04:50Z">
+            <w:ins w:id="9011" w:author="Claude (AI) - proposed" w:date="2026-10-18T00:32:36Z">
               <w:r>
                 <w:rPr>
                   <w:rFonts w:ascii="Arial" w:cs="Arial" w:eastAsia="Arial" w:hAnsi="Arial"/>
@@ -1874,7 +1874,7 @@
               <w:spacing w:after="40" w:before="0"/>
               <w:jc w:val="left"/>
             </w:pPr>
-            <w:ins w:id="9012" w:author="Claude (AI) - proposed" w:date="2026-10-15T08:04:50Z">
+            <w:ins w:id="9012" w:author="Claude (AI) - proposed" w:date="2026-10-18T00:32:36Z">
               <w:r>
                 <w:rPr>
                   <w:rFonts w:ascii="Arial" w:cs="Arial" w:eastAsia="Arial" w:hAnsi="Arial"/>
@@ -1902,7 +1902,7 @@
               </w:rPr>
               <w:t xml:space="preserve">Confuses conductors with insulators or contact with induction, or gives no use of the readings.</w:t>
             </w:r>
-            <w:ins w:id="9013" w:author="Claude (AI) - proposed" w:date="2026-10-15T08:04:50Z">
+            <w:ins w:id="9013" w:author="Claude (AI) - proposed" w:date="2026-10-18T00:32:36Z">
               <w:r>
                 <w:rPr>
                   <w:rFonts w:ascii="Arial" w:cs="Arial" w:eastAsia="Arial" w:hAnsi="Arial"/>
@@ -1972,7 +1972,7 @@
               <w:spacing w:after="40" w:before="0"/>
               <w:jc w:val="left"/>
             </w:pPr>
-            <w:ins w:id="9014" w:author="Claude (AI) - proposed" w:date="2026-10-15T08:04:50Z">
+            <w:ins w:id="9014" w:author="Claude (AI) - proposed" w:date="2026-10-18T00:32:36Z">
               <w:r>
                 <w:rPr>
                   <w:rFonts w:ascii="Arial" w:cs="Arial" w:eastAsia="Arial" w:hAnsi="Arial"/>
@@ -2020,7 +2020,7 @@
               <w:spacing w:after="40" w:before="0"/>
               <w:jc w:val="left"/>
             </w:pPr>
-            <w:ins w:id="9015" w:author="Claude (AI) - proposed" w:date="2026-10-15T08:04:50Z">
+            <w:ins w:id="9015" w:author="Claude (AI) - proposed" w:date="2026-10-18T00:32:36Z">
               <w:r>
                 <w:rPr>
                   <w:rFonts w:ascii="Arial" w:cs="Arial" w:eastAsia="Arial" w:hAnsi="Arial"/>
@@ -2068,7 +2068,7 @@
               <w:spacing w:after="40" w:before="0"/>
               <w:jc w:val="left"/>
             </w:pPr>
-            <w:ins w:id="9016" w:author="Claude (AI) - proposed" w:date="2026-10-15T08:04:50Z">
+            <w:ins w:id="9016" w:author="Claude (AI) - proposed" w:date="2026-10-18T00:32:36Z">
               <w:r>
                 <w:rPr>
                   <w:rFonts w:ascii="Arial" w:cs="Arial" w:eastAsia="Arial" w:hAnsi="Arial"/>
@@ -2096,7 +2096,7 @@
               </w:rPr>
               <w:t xml:space="preserve">Does not explain how the electroscope works or the effect of humidity, or applications are not linked to electrostatics ideas.</w:t>
             </w:r>
-            <w:ins w:id="9017" w:author="Claude (AI) - proposed" w:date="2026-10-15T08:04:50Z">
+            <w:ins w:id="9017" w:author="Claude (AI) - proposed" w:date="2026-10-18T00:32:36Z">
               <w:r>
                 <w:rPr>
                   <w:rFonts w:ascii="Arial" w:cs="Arial" w:eastAsia="Arial" w:hAnsi="Arial"/>
@@ -2166,7 +2166,7 @@
               <w:spacing w:after="40" w:before="0"/>
               <w:jc w:val="left"/>
             </w:pPr>
-            <w:ins w:id="9018" w:author="Claude (AI) - proposed" w:date="2026-10-15T08:04:50Z">
+            <w:ins w:id="9018" w:author="Claude (AI) - proposed" w:date="2026-10-18T00:32:36Z">
               <w:r>
                 <w:rPr>
                   <w:rFonts w:ascii="Arial" w:cs="Arial" w:eastAsia="Arial" w:hAnsi="Arial"/>
@@ -2214,7 +2214,7 @@
               <w:spacing w:after="40" w:before="0"/>
               <w:jc w:val="left"/>
             </w:pPr>
-            <w:ins w:id="9019" w:author="Claude (AI) - proposed" w:date="2026-10-15T08:04:50Z">
+            <w:ins w:id="9019" w:author="Claude (AI) - proposed" w:date="2026-10-18T00:32:36Z">
               <w:r>
                 <w:rPr>
                   <w:rFonts w:ascii="Arial" w:cs="Arial" w:eastAsia="Arial" w:hAnsi="Arial"/>
@@ -2262,7 +2262,7 @@
               <w:spacing w:after="40" w:before="0"/>
               <w:jc w:val="left"/>
             </w:pPr>
-            <w:ins w:id="9020" w:author="Claude (AI) - proposed" w:date="2026-10-15T08:04:50Z">
+            <w:ins w:id="9020" w:author="Claude (AI) - proposed" w:date="2026-10-18T00:32:36Z">
               <w:r>
                 <w:rPr>
                   <w:rFonts w:ascii="Arial" w:cs="Arial" w:eastAsia="Arial" w:hAnsi="Arial"/>
@@ -2290,7 +2290,7 @@
               </w:rPr>
               <w:t xml:space="preserve">Uses little evidence or incorrect terms such as static electricity as an explanation, and the answer is disconnected.</w:t>
             </w:r>
-            <w:ins w:id="9021" w:author="Claude (AI) - proposed" w:date="2026-10-15T08:04:50Z">
+            <w:ins w:id="9021" w:author="Claude (AI) - proposed" w:date="2026-10-18T00:32:36Z">
               <w:r>
                 <w:rPr>
                   <w:rFonts w:ascii="Arial" w:cs="Arial" w:eastAsia="Arial" w:hAnsi="Arial"/>
@@ -2427,7 +2427,7 @@
         </w:rPr>
         <w:t xml:space="preserve">© 2026 SeaVuria and ARES. This work is licensed under a </w:t>
       </w:r>
-      <w:hyperlink w:history="1" r:id="rIdnymqpxtuqk-lj4zn0zgsz">
+      <w:hyperlink w:history="1" r:id="rIdldmp09ifzzwwhqf15w1os">
         <w:r>
           <w:rPr>
             <w:rFonts w:ascii="Arial" w:cs="Arial" w:eastAsia="Arial" w:hAnsi="Arial"/>
@@ -2447,7 +2447,7 @@
         </w:rPr>
         <w:t xml:space="preserve"> (</w:t>
       </w:r>
-      <w:hyperlink w:history="1" r:id="rIdjrdu4mnroct8bssur3bk-">
+      <w:hyperlink w:history="1" r:id="rId1krbjc1e5kvlvcs9gafhc">
         <w:r>
           <w:rPr>
             <w:rFonts w:ascii="Arial" w:cs="Arial" w:eastAsia="Arial" w:hAnsi="Arial"/>
@@ -2467,7 +2467,7 @@
         </w:rPr>
         <w:t xml:space="preserve">). To view a copy of this license, visit </w:t>
       </w:r>
-      <w:hyperlink w:history="1" r:id="rIduyhx8qwaclssed-uxm1y-">
+      <w:hyperlink w:history="1" r:id="rIdp0jyyh5pgfufln4uvktqy">
         <w:r>
           <w:rPr>
             <w:rFonts w:ascii="Arial" w:cs="Arial" w:eastAsia="Arial" w:hAnsi="Arial"/>
